--- a/templates/Шаблон_РОСМОЛ_аренда_ИП_v2_с_циклом.docx
+++ b/templates/Шаблон_РОСМОЛ_аренда_ИП_v2_с_циклом.docx
@@ -75,7 +75,7 @@
         <w:rPr>
           <w:bCs/>
         </w:rPr>
-        <w:t xml:space="preserve">ФЕДЕРАЛЬНОЕ ГОСУДАРСТВЕННОЕ БЮДЖЕТНОЕ ОБРАЗОВАТЕЛЬНОЕ УЧРЕЖДЕНИЕ ВЫСШЕГО ОБРАЗОВАНИЯ «САНКТ-ПЕТЕРБУРГСКИЙ ГОСУДАРСТВЕННЫЙ УНИВЕРСИТЕТ ПРОМЫШЛЕННЫХ ТЕХНОЛОГИЙ И ДИЗАЙНА», именуемое в дальнейшем «Арендатор», в лице проректора по информационной политике и приему Коробовцевой Анны Андреевны, действующего на основании доверенности от 16.01.2025 г. № 38-01-01-12/01-37, с одной стороны, и </w:t>
+        <w:t xml:space="preserve">{customer_full_name}, именуемое в дальнейшем «Арендатор», {customer_signatory_clause}, с одной стороны, и </w:t>
       </w:r>
       <w:r>
         <w:rPr/>
@@ -1887,7 +1887,7 @@
             </w:pPr>
             <w:r>
               <w:rPr/>
-              <w:t>ФЕДЕРАЛЬНОЕ ГОСУДАРСТВЕННОЕ БЮДЖЕТНОЕ ОБРАЗОВАТЕЛЬНОЕ УЧРЕЖДЕНИЕ ВЫСШЕГО ОБРАЗОВАНИЯ «САНКТ-ПЕТЕРБУРГСКИЙ ГОСУДАРСТВЕННЫЙ УНИВЕРСИТЕТ ПРОМЫШЛЕННЫХ ТЕХНОЛОГИЙ И ДИЗАЙНА»</w:t>
+              <w:t>{customer_req_full_name_guillemet}</w:t>
             </w:r>
           </w:p>
         </w:tc>
@@ -1943,7 +1943,7 @@
             </w:pPr>
             <w:r>
               <w:rPr/>
-              <w:t>Адрес местонахождения: 191186, ГОРОД САНКТ-ПЕТЕРБУРГ, УЛИЦА БОЛЬШАЯ МОРСКАЯ, ДОМ 18, ЛИТЕР А</w:t>
+              <w:t>Адрес местонахождения: {customer_address}</w:t>
             </w:r>
           </w:p>
           <w:p>
@@ -1954,7 +1954,7 @@
             </w:pPr>
             <w:r>
               <w:rPr/>
-              <w:t>ИНН/ КПП 7808042283/784001001</w:t>
+              <w:t>ИНН/ КПП {customer_inn_kpp}</w:t>
             </w:r>
           </w:p>
           <w:p>
@@ -1975,13 +1975,13 @@
             </w:pPr>
             <w:r>
               <w:rPr/>
-              <w:t>Управление Федерального казначейства по г. Санкт-Петербургу ОКЦ № 1 ВВГУ Банка России//УФК по Нижегородской области г Нижний Новгород</w:t>
+              <w:t>{customer_bank_authority}</w:t>
               <w:br/>
-              <w:t>Единый казначейский счет: 40102810745370000024</w:t>
+              <w:t>Единый казначейский счет: {customer_eks}</w:t>
               <w:br/>
-              <w:t>Казначейский счет: 03215643000000013200</w:t>
+              <w:t>Казначейский счет: {customer_ks}</w:t>
               <w:br/>
-              <w:t>БИК 012202102</w:t>
+              <w:t>БИК {customer_bik}</w:t>
             </w:r>
           </w:p>
           <w:p>
@@ -1991,7 +1991,7 @@
             </w:pPr>
             <w:r>
               <w:rPr/>
-              <w:t>Лицевой счет 711X7200001</w:t>
+              <w:t>Лицевой счет {customer_personal_account}</w:t>
             </w:r>
           </w:p>
         </w:tc>
@@ -2151,7 +2151,7 @@
             </w:pPr>
             <w:r>
               <w:rPr/>
-              <w:t xml:space="preserve">Проректор по ИПП СПбГУПТД </w:t>
+              <w:t xml:space="preserve">{customer_signatory_position_short} </w:t>
             </w:r>
           </w:p>
           <w:p>
@@ -2182,7 +2182,7 @@
             </w:pPr>
             <w:r>
               <w:rPr/>
-              <w:t>____________________А.А. Коробовцева</w:t>
+              <w:t>____________________{customer_signatory_initials_reversed}</w:t>
             </w:r>
           </w:p>
         </w:tc>
@@ -2957,7 +2957,7 @@
             </w:pPr>
             <w:r>
               <w:rPr/>
-              <w:t xml:space="preserve">Проректор по ИПП СПбГУПТД </w:t>
+              <w:t xml:space="preserve">{customer_signatory_position_short} </w:t>
             </w:r>
           </w:p>
           <w:p>
@@ -2988,7 +2988,7 @@
             </w:pPr>
             <w:r>
               <w:rPr/>
-              <w:t>____________________А.А. Коробовцева</w:t>
+              <w:t>____________________{customer_signatory_initials_reversed}</w:t>
             </w:r>
           </w:p>
         </w:tc>

--- a/templates/Шаблон_РОСМОЛ_аренда_ИП_v2_с_циклом.docx
+++ b/templates/Шаблон_РОСМОЛ_аренда_ИП_v2_с_циклом.docx
@@ -137,7 +137,7 @@
       </w:pPr>
       <w:r>
         <w:rPr/>
-        <w:t>Объектом аренды является {rental_object_type}, перечисленное в Приложении №1 в целях реализации проектного решения «{project_solution_name}».</w:t>
+        <w:t>Объектом аренды является {rental_object_type}, перечисленное в Приложении №1 в целях реализации проекта «{project_solution_name}».</w:t>
       </w:r>
     </w:p>
     <w:p>

--- a/templates/Шаблон_РОСМОЛ_аренда_ИП_v2_с_циклом.docx
+++ b/templates/Шаблон_РОСМОЛ_аренда_ИП_v2_с_циклом.docx
@@ -648,7 +648,7 @@
       </w:pPr>
       <w:r>
         <w:rPr/>
-        <w:t>Порядок расчета арендной платы, сроки и период уплаты изложены в Приложении №1. Источник финансирования: средства гранта в форме субсидий юридическим лицам – победителям конкурсного отбора на предоставление из федерального бюджета грантов в форме субсидий юридическому лицу – победителю Всероссийского конкурса молодежных проектов среди образовательных организаций высшего образования в 2025 году.</w:t>
+        <w:t>Порядок расчета арендной платы, сроки и период уплаты изложены в Приложении №1. Источник финансирования: {finance_source_text}</w:t>
       </w:r>
     </w:p>
     <w:p>
@@ -934,7 +934,7 @@
       </w:pPr>
       <w:r>
         <w:rPr/>
-        <w:t>Арендодатель выражает согласие на осуществление ФЕДЕРАЛЬНЫМ АГЕНТСТВОМ ПО ДЕЛАМ МОЛОДЕЖИ и государственными органами финансового контроля проверок соблюдения Арендатором целей, условий и порядка предоставления субсидии, установленных Правилами предоставления субсидии и Соглашением (в соответствии с п. 3 ст. 78.1. БК РФ).</w:t>
+        <w:t>Арендодатель выражает согласие на осуществление {grantor_name} и государственными органами финансового контроля проверок соблюдения Арендатором целей, условий и порядка предоставления субсидии, установленных Правилами предоставления субсидии и Соглашением (в соответствии с п. 3 ст. 78.1. БК РФ).</w:t>
       </w:r>
     </w:p>
     <w:p>
